--- a/docs/Admin-Guide-FR.docx
+++ b/docs/Admin-Guide-FR.docx
@@ -46,7 +46,7 @@
           <w:sz w:val="24"/>
           <w:szCs w:val="24"/>
         </w:rPr>
-        <w:t xml:space="preserve">Console d'administration Ubuntu 3.0 — cohortes, cours, staff, Moodle, audit, démo, portail bailleurs</w:t>
+        <w:t xml:space="preserve">Console d'administration Ubuntu 3.0 — années académiques, cours, staff, Moodle, audit, démo, portail bailleurs</w:t>
       </w:r>
     </w:p>
     <w:p>
@@ -74,7 +74,7 @@
           <w:sz w:val="22"/>
           <w:szCs w:val="22"/>
         </w:rPr>
-        <w:t xml:space="preserve">Version : v0.3.8 (Juin 2026)</w:t>
+        <w:t xml:space="preserve">Version : v0.3.9 (Juillet 2026)</w:t>
       </w:r>
     </w:p>
     <w:p>
@@ -121,7 +121,7 @@
         <w:spacing w:after="60"/>
       </w:pPr>
       <w:r>
-        <w:t xml:space="preserve">Créer et gérer cohortes, cours et leurs animateurs.</w:t>
+        <w:t xml:space="preserve">Créer et gérer années académiques, cours et leurs animateurs.</w:t>
       </w:r>
     </w:p>
     <w:p>
@@ -309,15 +309,15 @@
         <w:pStyle w:val="Heading1"/>
       </w:pPr>
       <w:r>
-        <w:t xml:space="preserve">2. Cohortes</w:t>
-      </w:r>
-    </w:p>
-    <w:p>
-      <w:pPr>
-        <w:spacing w:after="120"/>
-      </w:pPr>
-      <w:r>
-        <w:t xml:space="preserve">Une cohorte est un regroupement de cours dans le temps — par exemple « MAHAMA 2025 ». Chaque cours appartient à une cohorte.</w:t>
+        <w:t xml:space="preserve">2. Années académiques</w:t>
+      </w:r>
+    </w:p>
+    <w:p>
+      <w:pPr>
+        <w:spacing w:after="120"/>
+      </w:pPr>
+      <w:r>
+        <w:t xml:space="preserve">Une année académique est un regroupement de cours dans le temps — par exemple « MAHAMA 2025 ». Chaque cours appartient à une année académique.</w:t>
       </w:r>
     </w:p>
     <w:p>
@@ -325,20 +325,20 @@
         <w:pStyle w:val="Heading2"/>
       </w:pPr>
       <w:r>
-        <w:t xml:space="preserve">Créer une cohorte</w:t>
-      </w:r>
-    </w:p>
-    <w:p>
-      <w:pPr>
-        <w:pStyle w:val="ListParagraph"/>
-        <w:numPr>
-          <w:ilvl w:val="0"/>
-          <w:numId w:val="1"/>
-        </w:numPr>
-        <w:spacing w:after="60"/>
-      </w:pPr>
-      <w:r>
-        <w:t xml:space="preserve">Sidebar → Cohortes → « + Nouvelle cohorte ».</w:t>
+        <w:t xml:space="preserve">Créer une année académique</w:t>
+      </w:r>
+    </w:p>
+    <w:p>
+      <w:pPr>
+        <w:pStyle w:val="ListParagraph"/>
+        <w:numPr>
+          <w:ilvl w:val="0"/>
+          <w:numId w:val="1"/>
+        </w:numPr>
+        <w:spacing w:after="60"/>
+      </w:pPr>
+      <w:r>
+        <w:t xml:space="preserve">Sidebar → Années académiques → « + Nouvelle année académique ».</w:t>
       </w:r>
     </w:p>
     <w:p>
@@ -430,7 +430,7 @@
           </w:p>
           <w:p>
             <w:r>
-              <w:t xml:space="preserve">Quand vous supprimez une cohorte, ses cours, sessions et participants restent en place — seul le lien vers la cohorte disparaît. Aucun historique n'est perdu, et la synchro propage l'effet à chaque appareil au prochain pull.</w:t>
+              <w:t xml:space="preserve">Quand vous supprimez une année académique, ses cours, sessions et participants restent en place — seul le lien vers l'année académique disparaît. Aucun historique n'est perdu, et la synchro propage l'effet à chaque appareil au prochain pull.</w:t>
             </w:r>
           </w:p>
         </w:tc>
@@ -454,7 +454,7 @@
         <w:spacing w:after="120"/>
       </w:pPr>
       <w:r>
-        <w:t xml:space="preserve">Un cours est une formation animée par un ou plusieurs membres du staff au sein d'une cohorte. Le tableau Cours affiche la vignette (bannière Moodle si liée), le nom, la cohorte, les animateurs et une colonne « mis à jour ».</w:t>
+        <w:t xml:space="preserve">Un cours est une formation animée par un ou plusieurs membres du staff au sein d'une année académique. Le tableau Cours affiche la vignette (bannière Moodle si liée), le nom, l'année académique, les animateurs et une colonne « mis à jour ».</w:t>
       </w:r>
     </w:p>
     <w:p>
@@ -488,7 +488,7 @@
         <w:spacing w:after="60"/>
       </w:pPr>
       <w:r>
-        <w:t xml:space="preserve">Choisissez une cohorte (obligatoire).</w:t>
+        <w:t xml:space="preserve">Choisissez une année académique (obligatoire).</w:t>
       </w:r>
     </w:p>
     <w:p>
@@ -675,6 +675,14 @@
       </w:pPr>
       <w:r>
         <w:t xml:space="preserve">« Réactiver » (sur les lignes déjà droppées) remet la personne en place. Après réactivation, une option « Supprimer quand même » apparaît dans la PWA pour les cas où il faut vraiment effacer la ligne et son historique.</w:t>
+      </w:r>
+    </w:p>
+    <w:p>
+      <w:pPr>
+        <w:spacing w:after="120"/>
+      </w:pPr>
+      <w:r>
+        <w:t xml:space="preserve">Nouveau en v0.3.9 : les participants peuvent porter une photo de profil, prise dans le formulaire participant de la PWA. Les octets vivent sur le serveur sous /opt/ubuntu3/server/storage/participants/ et sont servis par /api/participants/{id}/media/photo. Les avatars apparaissent dans les listes et sélecteurs de la PWA ; les tableaux de la console admin sont inchangés.</w:t>
       </w:r>
     </w:p>
     <w:p>
@@ -1013,6 +1021,14 @@
     </w:p>
     <w:p>
       <w:pPr>
+        <w:spacing w:after="120"/>
+      </w:pPr>
+      <w:r>
+        <w:t xml:space="preserve">Nouveau en v0.3.9 : chaque compte (staff et stagiaire) peut porter une photo de profil (users.has_photo). Chacun définit la sienne dans la PWA sous Plus → Profil ; les admins peuvent gérer celle de n'importe qui via /api/users/{id}/media/photo. Les fichiers vivent sous /opt/ubuntu3/server/storage/users/. Les avatars apparaissent dans le sélecteur d'animateurs et le sélecteur de participants.</w:t>
+      </w:r>
+    </w:p>
+    <w:p>
+      <w:pPr>
         <w:pStyle w:val="Heading1"/>
       </w:pPr>
       <w:r>
@@ -1024,7 +1040,7 @@
         <w:spacing w:after="120"/>
       </w:pPr>
       <w:r>
-        <w:t xml:space="preserve">Sidebar → Journal d'audit. Montre « qui a modifié quoi, et quand » sur cohortes, cours, sessions, participants et récits. Calculé à partir des colonnes existantes author_id + server_updated_at / created_at / deleted_at — pas de nouveau schéma.</w:t>
+        <w:t xml:space="preserve">Sidebar → Journal d'audit. Montre « qui a modifié quoi, et quand » sur années académiques, cours, sessions, participants et récits. Calculé à partir des colonnes existantes author_id + server_updated_at / created_at / deleted_at — pas de nouveau schéma.</w:t>
       </w:r>
     </w:p>
     <w:p>
@@ -1045,7 +1061,7 @@
         <w:spacing w:after="60"/>
       </w:pPr>
       <w:r>
-        <w:t xml:space="preserve">Entité — cohortes / cours / sessions / participants / récits.</w:t>
+        <w:t xml:space="preserve">Entité — années académiques / cours / sessions / participants / récits.</w:t>
       </w:r>
     </w:p>
     <w:p>
@@ -1166,7 +1182,7 @@
         <w:spacing w:after="120"/>
       </w:pPr>
       <w:r>
-        <w:t xml:space="preserve">Sur le Tableau de bord admin, en bas, la carte « Sample data (trainer training) » permet de créer une cohorte DEMO autonome remplie de données factices mais réalistes pour que les nouveaux formateurs s'exercent dans la PWA sans toucher le corpus M&amp;E réel.</w:t>
+        <w:t xml:space="preserve">Sur le Tableau de bord admin, en bas, la carte « Sample data (trainer training) » permet de créer une année académique DEMO autonome remplie de données factices mais réalistes pour que les nouveaux formateurs s'exercent dans la PWA sans toucher le corpus M&amp;E réel.</w:t>
       </w:r>
     </w:p>
     <w:p>
@@ -1182,20 +1198,20 @@
         <w:spacing w:after="120"/>
       </w:pPr>
       <w:r>
-        <w:t xml:space="preserve">Cliquez « Create demo cohort ». Le serveur sème en une transaction :</w:t>
-      </w:r>
-    </w:p>
-    <w:p>
-      <w:pPr>
-        <w:pStyle w:val="ListParagraph"/>
-        <w:numPr>
-          <w:ilvl w:val="0"/>
-          <w:numId w:val="2"/>
-        </w:numPr>
-        <w:spacing w:after="60"/>
-      </w:pPr>
-      <w:r>
-        <w:t xml:space="preserve">1 cohorte nommée « DEMO — Sandbox cohort » (région « Demo region »).</w:t>
+        <w:t xml:space="preserve">Cliquez « Create demo academic year ». Le serveur sème en une transaction :</w:t>
+      </w:r>
+    </w:p>
+    <w:p>
+      <w:pPr>
+        <w:pStyle w:val="ListParagraph"/>
+        <w:numPr>
+          <w:ilvl w:val="0"/>
+          <w:numId w:val="2"/>
+        </w:numPr>
+        <w:spacing w:after="60"/>
+      </w:pPr>
+      <w:r>
+        <w:t xml:space="preserve">1 année académique nommée « DEMO — Sandbox cohort » (région « Demo region »).</w:t>
       </w:r>
     </w:p>
     <w:p>
@@ -1268,7 +1284,7 @@
         <w:spacing w:after="120"/>
       </w:pPr>
       <w:r>
-        <w:t xml:space="preserve">Les données démo descendent vers chaque appareil formateur au prochain pull. Deux clics sont sans danger — l'endpoint create est idempotent et retourne le résumé existant si une cohorte DEMO est déjà là.</w:t>
+        <w:t xml:space="preserve">Les données démo descendent vers chaque appareil formateur au prochain pull. Deux clics sont sans danger — l'endpoint create est idempotent et retourne le résumé existant si une année académique DEMO est déjà là.</w:t>
       </w:r>
     </w:p>
     <w:p>
@@ -1284,7 +1300,7 @@
         <w:spacing w:after="120"/>
       </w:pPr>
       <w:r>
-        <w:t xml:space="preserve">Quand la formation est finie, cliquez « Remove demo data ». L'endpoint tombstone tout le sous-arbre (présences → récits → sessions → participants → cours → cohorte) en une transaction. Chaque appareil drop les lignes à la prochaine synchro.</w:t>
+        <w:t xml:space="preserve">Quand la formation est finie, cliquez « Remove demo data ». L'endpoint tombstone tout le sous-arbre (présences → récits → sessions → participants → cours → année académique) en une transaction. Chaque appareil drop les lignes à la prochaine synchro.</w:t>
       </w:r>
     </w:p>
     <w:tbl>
@@ -1334,7 +1350,7 @@
           </w:p>
           <w:p>
             <w:r>
-              <w:t xml:space="preserve">L'arbre démo est ancré entièrement sur le préfixe de nom « DEMO — ». Ne renommez pas la cohorte directement en base — l'endpoint de nettoyage et le filtre du portail bailleurs cessent de la reconnaître. Modifiez-la depuis l'UI admin.</w:t>
+              <w:t xml:space="preserve">L'arbre démo est ancré entièrement sur le préfixe de nom « DEMO — ». Ne renommez pas l'année académique directement en base — l'endpoint de nettoyage et le filtre du portail bailleurs cessent de la reconnaître. Modifiez-la depuis l'UI admin.</w:t>
             </w:r>
           </w:p>
         </w:tc>
@@ -1384,15 +1400,15 @@
         <w:spacing w:after="60"/>
       </w:pPr>
       <w:r>
-        <w:t xml:space="preserve">Cohorte (optionnel — laisser vide pour toutes).</w:t>
-      </w:r>
-    </w:p>
-    <w:p>
-      <w:pPr>
-        <w:spacing w:after="120"/>
-      </w:pPr>
-      <w:r>
-        <w:t xml:space="preserve">La page résultat affiche les KPI (% présence, sessions livrées, participants, récits avec consentement), démographie sexe et âge, ventilation par cohorte, évolution mensuelle des présences, et une carte par récit sélectionné avec texte, photo et attribution. Utilisez Imprimer → Enregistrer en PDF du navigateur.</w:t>
+        <w:t xml:space="preserve">Année académique (optionnel — laisser vide pour toutes).</w:t>
+      </w:r>
+    </w:p>
+    <w:p>
+      <w:pPr>
+        <w:spacing w:after="120"/>
+      </w:pPr>
+      <w:r>
+        <w:t xml:space="preserve">La page résultat affiche les KPI (% présence, sessions livrées, participants, récits avec consentement), démographie sexe et âge, ventilation par année académique, évolution mensuelle des présences, et une carte par récit sélectionné avec texte, photo et attribution. Utilisez Imprimer → Enregistrer en PDF du navigateur.</w:t>
       </w:r>
     </w:p>
     <w:p>
@@ -1421,7 +1437,7 @@
         <w:spacing w:after="60"/>
       </w:pPr>
       <w:r>
-        <w:t xml:space="preserve">Cohortes actives (avec session dans les 90 derniers jours), cohortes totales, cours, participants, sessions (tout temps + 30 derniers jours), récits avec consentement.</w:t>
+        <w:t xml:space="preserve">Années académiques actives (avec session dans les 90 derniers jours), années académiques totales, cours, participants, sessions (tout temps + 30 derniers jours), récits avec consentement.</w:t>
       </w:r>
     </w:p>
     <w:p>
@@ -1473,7 +1489,7 @@
         <w:spacing w:after="60"/>
       </w:pPr>
       <w:r>
-        <w:t xml:space="preserve">Portée par région (cohortes + participants par région).</w:t>
+        <w:t xml:space="preserve">Portée par région (années académiques + participants par région).</w:t>
       </w:r>
     </w:p>
     <w:p>
@@ -1494,7 +1510,7 @@
         <w:spacing w:after="120"/>
       </w:pPr>
       <w:r>
-        <w:t xml:space="preserve">La cohorte DEMO et les lignes en tombstone sont exclues par un filtre serveur unique. Aucune donnée personnelle n'est jamais exposée.</w:t>
+        <w:t xml:space="preserve">L'année académique DEMO et les lignes en tombstone sont exclues par un filtre serveur unique. Aucune donnée personnelle n'est jamais exposée.</w:t>
       </w:r>
     </w:p>
     <w:tbl>
@@ -1975,6 +1991,121 @@
       <w:pPr>
         <w:spacing w:after="80"/>
       </w:pPr>
+    </w:p>
+    <w:p>
+      <w:pPr>
+        <w:pStyle w:val="Heading1"/>
+      </w:pPr>
+      <w:r>
+        <w:t xml:space="preserve">Nouveau en v0.3.9 — changements et déploiement</w:t>
+      </w:r>
+    </w:p>
+    <w:p>
+      <w:pPr>
+        <w:pStyle w:val="ListParagraph"/>
+        <w:numPr>
+          <w:ilvl w:val="0"/>
+          <w:numId w:val="2"/>
+        </w:numPr>
+        <w:spacing w:after="60"/>
+      </w:pPr>
+      <w:r>
+        <w:t xml:space="preserve">Les « cohortes » s'appellent désormais « années académiques » partout — PWA (trois langues) et console admin. Étiquettes seulement ; le modèle de données et l'API sont inchangés.</w:t>
+      </w:r>
+    </w:p>
+    <w:p>
+      <w:pPr>
+        <w:pStyle w:val="ListParagraph"/>
+        <w:numPr>
+          <w:ilvl w:val="0"/>
+          <w:numId w:val="2"/>
+        </w:numPr>
+        <w:spacing w:after="60"/>
+      </w:pPr>
+      <w:r>
+        <w:t xml:space="preserve">Fiabilité hors-ligne : la PWA ne se fie plus à l'indicateur « en ligne » du navigateur. Elle tente simplement la synchro, et se synchronise aussi à chaque retour au premier plan. Les données saisies hors-ligne atteignent désormais le serveur de façon fiable.</w:t>
+      </w:r>
+    </w:p>
+    <w:p>
+      <w:pPr>
+        <w:pStyle w:val="ListParagraph"/>
+        <w:numPr>
+          <w:ilvl w:val="0"/>
+          <w:numId w:val="2"/>
+        </w:numPr>
+        <w:spacing w:after="60"/>
+      </w:pPr>
+      <w:r>
+        <w:t xml:space="preserve">Chaque page de session liste ses récits liés, avec recherche et un « + » qui pré-lie un nouveau récit à la session.</w:t>
+      </w:r>
+    </w:p>
+    <w:p>
+      <w:pPr>
+        <w:pStyle w:val="ListParagraph"/>
+        <w:numPr>
+          <w:ilvl w:val="0"/>
+          <w:numId w:val="2"/>
+        </w:numPr>
+        <w:spacing w:after="60"/>
+      </w:pPr>
+      <w:r>
+        <w:t xml:space="preserve">Créer un cours, une session ou un récit ramène à la liste d'origine (le plus récent en haut) au lieu d'ouvrir la fiche du nouvel élément.</w:t>
+      </w:r>
+    </w:p>
+    <w:p>
+      <w:pPr>
+        <w:pStyle w:val="ListParagraph"/>
+        <w:numPr>
+          <w:ilvl w:val="0"/>
+          <w:numId w:val="2"/>
+        </w:numPr>
+        <w:spacing w:after="60"/>
+      </w:pPr>
+      <w:r>
+        <w:t xml:space="preserve">Photos des participants et photos de profil des comptes — voir sections 4 et 7.</w:t>
+      </w:r>
+    </w:p>
+    <w:p>
+      <w:pPr>
+        <w:spacing w:after="120"/>
+      </w:pPr>
+      <w:r>
+        <w:t xml:space="preserve">Le déploiement de la v0.3.9 exige deux migrations, toutes deux ré-exécutables sans risque :</w:t>
+      </w:r>
+    </w:p>
+    <w:p>
+      <w:pPr>
+        <w:pStyle w:val="ListParagraph"/>
+        <w:numPr>
+          <w:ilvl w:val="0"/>
+          <w:numId w:val="2"/>
+        </w:numPr>
+        <w:spacing w:after="60"/>
+      </w:pPr>
+      <w:r>
+        <w:t xml:space="preserve">server/sql/migrations/v0.3.9a-participant-photo.sql — ajoute participants.has_photo.</w:t>
+      </w:r>
+    </w:p>
+    <w:p>
+      <w:pPr>
+        <w:pStyle w:val="ListParagraph"/>
+        <w:numPr>
+          <w:ilvl w:val="0"/>
+          <w:numId w:val="2"/>
+        </w:numPr>
+        <w:spacing w:after="60"/>
+      </w:pPr>
+      <w:r>
+        <w:t xml:space="preserve">server/sql/migrations/v0.3.9b-user-photo.sql — ajoute users.has_photo.</w:t>
+      </w:r>
+    </w:p>
+    <w:p>
+      <w:pPr>
+        <w:spacing w:after="120"/>
+      </w:pPr>
+      <w:r>
+        <w:t xml:space="preserve">Exécutez chacune sur le droplet avec : sudo docker exec -i moodle-mariadb-1 mariadb -h127.0.0.1 -uubuntu_me -p'MOT_DE_PASSE' ubuntu_me &lt; FICHIER_MIGRATION (mettez le mot de passe entre guillemets simples s'il contient des caractères spéciaux).</w:t>
+      </w:r>
     </w:p>
     <w:sectPr>
       <w:pgSz w:w="12240" w:h="15840"/>
